--- a/content/Bios/Jim_Jenkins.docx
+++ b/content/Bios/Jim_Jenkins.docx
@@ -1,258 +1,8 @@
 
 <file path=word/document.xml><?xml version="1.0" encoding="utf-8"?>
-<w:document xmlns:w14="http://schemas.microsoft.com/office/word/2010/wordml" xmlns:wp14="http://schemas.microsoft.com/office/word/2010/wordprocessingDrawing" xmlns:w="http://schemas.openxmlformats.org/wordprocessingml/2006/main" xmlns:m="http://schemas.openxmlformats.org/officeDocument/2006/math" xmlns:r="http://schemas.openxmlformats.org/officeDocument/2006/relationships" xmlns:o="urn:schemas-microsoft-com:office:office" xmlns:v="urn:schemas-microsoft-com:vml" xmlns:w10="urn:schemas-microsoft-com:office:word" xmlns:a="http://schemas.openxmlformats.org/drawingml/2006/main" xmlns:pic="http://schemas.openxmlformats.org/drawingml/2006/picture" xmlns:wp="http://schemas.openxmlformats.org/drawingml/2006/wordprocessingDrawing" xmlns:mc="http://schemas.openxmlformats.org/markup-compatibility/2006" mc:Ignorable="w14 wp14">
+<w:document xmlns:ns1="http://schemas.openxmlformats.org/markup-compatibility/2006" xmlns:ns2="http://schemas.microsoft.com/office/word/2010/wordml" xmlns:w="http://schemas.openxmlformats.org/wordprocessingml/2006/main" ns1:Ignorable="w14 wp14">
   <w:body>
-    <w:p xmlns:wp14="http://schemas.microsoft.com/office/word/2010/wordml" wp14:textId="77777777">
-      <w:pPr>
-        <w:pStyle w:val="FirstParagraph"/>
-      </w:pPr>
-      <w:r>
-        <w:rPr/>
-        <w:t>2002 Hall of Fame Inductee Jim Jenkins – Westminster</w:t>
-      </w:r>
-      <w:r>
-        <w:rPr/>
-        <w:t xml:space="preserve"> </w:t>
-      </w:r>
-      <w:r>
-        <w:rPr/>
-        <w:t>Jim Jenkins was born and raised in Westminster, Colorado. He graduated from Westminster</w:t>
-      </w:r>
-      <w:r>
-        <w:rPr/>
-        <w:t xml:space="preserve"> </w:t>
-      </w:r>
-      <w:r>
-        <w:rPr/>
-        <w:t xml:space="preserve">High School in 1959. He </w:t>
-      </w:r>
-      <w:r>
-        <w:rPr/>
-        <w:t>went on</w:t>
-      </w:r>
-      <w:r>
-        <w:rPr/>
-        <w:t xml:space="preserve"> to Colorado State University. After he graduated from CSU,</w:t>
-      </w:r>
-      <w:r>
-        <w:rPr/>
-        <w:t xml:space="preserve"> </w:t>
-      </w:r>
-      <w:r>
-        <w:rPr/>
-        <w:t>Jim began his teaching and coaching career at Ranum High School. He coached baseball at</w:t>
-      </w:r>
-      <w:r>
-        <w:rPr/>
-        <w:t xml:space="preserve"> </w:t>
-      </w:r>
-      <w:r>
-        <w:rPr/>
-        <w:t xml:space="preserve">Ranum from 1968 to 1982. He enjoyed unprecedented success at Ranum. His overall </w:t>
-      </w:r>
-      <w:r>
-        <w:rPr/>
-        <w:t>won</w:t>
-      </w:r>
-      <w:r>
-        <w:rPr/>
-        <w:t>-</w:t>
-      </w:r>
-      <w:r>
-        <w:rPr/>
-        <w:t xml:space="preserve"> </w:t>
-      </w:r>
-      <w:r>
-        <w:rPr/>
-        <w:t>loss</w:t>
-      </w:r>
-      <w:r>
-        <w:rPr/>
-        <w:t xml:space="preserve"> record during his nineteen-year coaching career was 255-76-2. He won one state</w:t>
-      </w:r>
-      <w:r>
-        <w:rPr/>
-        <w:t xml:space="preserve"> </w:t>
-      </w:r>
-      <w:r>
-        <w:rPr/>
-        <w:t xml:space="preserve">championship, </w:t>
-      </w:r>
-      <w:r>
-        <w:rPr/>
-        <w:t>finished</w:t>
-      </w:r>
-      <w:r>
-        <w:rPr/>
-        <w:t xml:space="preserve"> </w:t>
-      </w:r>
-      <w:r>
-        <w:rPr/>
-        <w:t>second once</w:t>
-      </w:r>
-      <w:r>
-        <w:rPr/>
-        <w:t xml:space="preserve"> and </w:t>
-      </w:r>
-      <w:r>
-        <w:rPr/>
-        <w:t>third once</w:t>
-      </w:r>
-      <w:r>
-        <w:rPr/>
-        <w:t xml:space="preserve">. His </w:t>
-      </w:r>
-      <w:r>
-        <w:rPr/>
-        <w:t>teams</w:t>
-      </w:r>
-      <w:r>
-        <w:rPr/>
-        <w:t xml:space="preserve"> won ten Skyline League</w:t>
-      </w:r>
-      <w:r>
-        <w:rPr/>
-        <w:t xml:space="preserve"> </w:t>
-      </w:r>
-      <w:r>
-        <w:rPr/>
-        <w:t>championships. He was selected as Skyline Coach of the Year four times. He was also</w:t>
-      </w:r>
-      <w:r>
-        <w:rPr/>
-        <w:t xml:space="preserve"> </w:t>
-      </w:r>
-      <w:r>
-        <w:rPr/>
-        <w:t>selected as the District and State Coach of the Year once.</w:t>
-      </w:r>
-      <w:r>
-        <w:rPr/>
-        <w:t xml:space="preserve"> </w:t>
-      </w:r>
-      <w:r>
-        <w:rPr/>
-        <w:t xml:space="preserve">Many of Jim’s players went on to play college </w:t>
-      </w:r>
-      <w:r>
-        <w:rPr/>
-        <w:t>baseball</w:t>
-      </w:r>
-      <w:r>
-        <w:rPr/>
-        <w:t xml:space="preserve"> and several played professionally. Jim</w:t>
-      </w:r>
-      <w:r>
-        <w:rPr/>
-        <w:t xml:space="preserve"> </w:t>
-      </w:r>
-      <w:r>
-        <w:rPr/>
-        <w:t>was always honest and fair to his players. He very rarely yelled at umpires and never at his</w:t>
-      </w:r>
-      <w:r>
-        <w:rPr/>
-        <w:t xml:space="preserve"> </w:t>
-      </w:r>
-      <w:r>
-        <w:rPr/>
-        <w:t xml:space="preserve">kids. He was a student of the game and </w:t>
-      </w:r>
-      <w:r>
-        <w:rPr/>
-        <w:t>always was</w:t>
-      </w:r>
-      <w:r>
-        <w:rPr/>
-        <w:t xml:space="preserve"> willing to incorporate new coaching</w:t>
-      </w:r>
-      <w:r>
-        <w:rPr/>
-        <w:t xml:space="preserve"> </w:t>
-      </w:r>
-      <w:r>
-        <w:rPr/>
-        <w:t>strategies during preparation for the season. One example was the use of the double</w:t>
-      </w:r>
-      <w:r>
-        <w:rPr/>
-        <w:t xml:space="preserve"> </w:t>
-      </w:r>
-      <w:r>
-        <w:rPr/>
-        <w:t xml:space="preserve">squeeze, which he </w:t>
-      </w:r>
-      <w:r>
-        <w:rPr/>
-        <w:t>used successfully</w:t>
-      </w:r>
-      <w:r>
-        <w:rPr/>
-        <w:t xml:space="preserve"> several times. In one playoff game against a team with</w:t>
-      </w:r>
-      <w:r>
-        <w:rPr/>
-        <w:t xml:space="preserve"> </w:t>
-      </w:r>
-      <w:r>
-        <w:rPr/>
-        <w:t>great talent</w:t>
-      </w:r>
-      <w:r>
-        <w:rPr/>
-        <w:t>, he had his players bunt six times in a row because his scouting report said this</w:t>
-      </w:r>
-      <w:r>
-        <w:rPr/>
-        <w:t xml:space="preserve"> </w:t>
-      </w:r>
-      <w:r>
-        <w:rPr/>
-        <w:t>team did not play the bunt well. Ranum scored four runs and went on to win the game and</w:t>
-      </w:r>
-      <w:r>
-        <w:rPr/>
-        <w:t xml:space="preserve"> </w:t>
-      </w:r>
-      <w:r>
-        <w:rPr/>
-        <w:t>advance to the final four.</w:t>
-      </w:r>
-      <w:r>
-        <w:rPr/>
-        <w:t xml:space="preserve"> </w:t>
-      </w:r>
-      <w:r>
-        <w:rPr/>
-        <w:t>Jim was a credit to high school baseball and is most deserving of induction into the CHSBUA</w:t>
-      </w:r>
-    </w:p>
-    <w:p>
-      <w:pPr>
-        <w:pStyle w:val="BodyText"/>
-      </w:pPr>
-    </w:p>
-    <w:p>
-      <w:pPr>
-        <w:pStyle w:val="Heading2"/>
-        <w:spacing w:before="261" w:beforeAutospacing="off" w:after="261" w:afterAutospacing="off" w:line="300" w:lineRule="auto"/>
-      </w:pPr>
-      <w:r>
-        <w:rPr>
-          <w:rFonts w:ascii="Segoe UI" w:hAnsi="Segoe UI" w:eastAsia="Segoe UI" w:cs="Segoe UI"/>
-          <w:b w:val="1"/>
-          <w:bCs w:val="1"/>
-          <w:i w:val="0"/>
-          <w:iCs w:val="0"/>
-          <w:noProof w:val="0"/>
-          <w:sz w:val="31"/>
-          <w:szCs w:val="31"/>
-          <w:lang w:val="en-US"/>
-        </w:rPr>
-        <w:t>Revised Biography: Jim Jenkins</w:t>
-      </w:r>
-    </w:p>
-    <w:p>
+    <w:p ns2:paraId="2003C5A0" ns2:textId="390433A8">
       <w:pPr>
         <w:pStyle w:val="Heading3"/>
         <w:spacing w:before="246" w:beforeAutospacing="off" w:after="246" w:afterAutospacing="off" w:line="300" w:lineRule="auto"/>
@@ -272,7 +22,7 @@
         <w:t>2002 Hall of Fame Inductee – Westminster</w:t>
       </w:r>
     </w:p>
-    <w:p>
+    <w:p ns2:paraId="2BF965D4" ns2:textId="759F846C">
       <w:pPr>
         <w:spacing w:before="0" w:beforeAutospacing="off" w:after="0" w:afterAutospacing="off" w:line="300" w:lineRule="auto"/>
         <w:rPr>
@@ -386,7 +136,7 @@
         <w:t xml:space="preserve"> a career dedicated to teaching and coaching young athletes.</w:t>
       </w:r>
     </w:p>
-    <w:p>
+    <w:p ns2:paraId="7B5449D3" ns2:textId="6B167E0B">
       <w:pPr>
         <w:spacing w:before="0" w:beforeAutospacing="off" w:after="0" w:afterAutospacing="off" w:line="300" w:lineRule="auto"/>
         <w:rPr>
@@ -528,7 +278,7 @@
         <w:t xml:space="preserve"> four times and later honored as both District and State Coach of the Year.</w:t>
       </w:r>
     </w:p>
-    <w:p>
+    <w:p ns2:paraId="5AA86078" ns2:textId="24D8D21D">
       <w:pPr>
         <w:spacing w:before="0" w:beforeAutospacing="off" w:after="0" w:afterAutospacing="off" w:line="300" w:lineRule="auto"/>
         <w:rPr>
@@ -558,7 +308,7 @@
         <w:t>Jenkins was known for his integrity, calm leadership, and deep respect for the game. He treated players with fairness, rarely raised his voice, and focused on teaching rather than criticizing. A dedicated student of baseball, he embraced new strategies and prepared meticulously. His creative approach—including a well‑timed double squeeze and a six‑straight‑bunt sequence in a pivotal playoff game—helped his teams outthink and outperform more naturally gifted opponents.</w:t>
       </w:r>
     </w:p>
-    <w:p>
+    <w:p ns2:paraId="29953096" ns2:textId="2BB489BA">
       <w:pPr>
         <w:spacing w:before="0" w:beforeAutospacing="off" w:after="0" w:afterAutospacing="off" w:line="300" w:lineRule="auto"/>
         <w:rPr>
@@ -616,7 +366,7 @@
         <w:t>.</w:t>
       </w:r>
     </w:p>
-    <w:p>
+    <w:p ns2:paraId="3D7D455D" ns2:textId="7AFD2BFB">
       <w:pPr>
         <w:pStyle w:val="BodyText"/>
       </w:pPr>
